--- a/results/objective_1/tables/Psychometrics_and_EffectSizes.docx
+++ b/results/objective_1/tables/Psychometrics_and_EffectSizes.docx
@@ -1773,7 +1773,7 @@
                 <w:szCs w:val="22"/>
                 <w:color w:val="000000"/>
               </w:rPr>
-              <w:t xml:space="preserve">0.682</w:t>
+              <w:t xml:space="preserve">0.767</w:t>
             </w:r>
           </w:p>
         </w:tc>
@@ -1827,7 +1827,7 @@
                 <w:szCs w:val="22"/>
                 <w:color w:val="000000"/>
               </w:rPr>
-              <w:t xml:space="preserve">0.767</w:t>
+              <w:t xml:space="preserve">0.816</w:t>
             </w:r>
           </w:p>
         </w:tc>
@@ -1881,14 +1881,14 @@
                 <w:szCs w:val="22"/>
                 <w:color w:val="000000"/>
               </w:rPr>
-              <w:t xml:space="preserve">0.776</w:t>
+              <w:t xml:space="preserve">0.866</w:t>
             </w:r>
           </w:p>
         </w:tc>
       </w:tr>
       <w:tr>
         <w:trPr>
-          <w:trHeight w:val="572" w:hRule="auto"/>
+          <w:trHeight w:val="571" w:hRule="auto"/>
         </w:trPr>
         body2
         <w:tc>
@@ -1995,7 +1995,7 @@
                 <w:szCs w:val="22"/>
                 <w:color w:val="000000"/>
               </w:rPr>
-              <w:t xml:space="preserve">0.539</w:t>
+              <w:t xml:space="preserve">0.660</w:t>
             </w:r>
           </w:p>
         </w:tc>
@@ -2049,7 +2049,7 @@
                 <w:szCs w:val="22"/>
                 <w:color w:val="000000"/>
               </w:rPr>
-              <w:t xml:space="preserve">0.654</w:t>
+              <w:t xml:space="preserve">0.689</w:t>
             </w:r>
           </w:p>
         </w:tc>
@@ -2103,7 +2103,7 @@
                 <w:szCs w:val="22"/>
                 <w:color w:val="000000"/>
               </w:rPr>
-              <w:t xml:space="preserve">0.574</w:t>
+              <w:t xml:space="preserve">0.676</w:t>
             </w:r>
           </w:p>
         </w:tc>
@@ -2217,7 +2217,7 @@
                 <w:szCs w:val="22"/>
                 <w:color w:val="000000"/>
               </w:rPr>
-              <w:t xml:space="preserve">0.678</w:t>
+              <w:t xml:space="preserve">0.763</w:t>
             </w:r>
           </w:p>
         </w:tc>
@@ -2271,7 +2271,7 @@
                 <w:szCs w:val="22"/>
                 <w:color w:val="000000"/>
               </w:rPr>
-              <w:t xml:space="preserve">0.743</w:t>
+              <w:t xml:space="preserve">0.795</w:t>
             </w:r>
           </w:p>
         </w:tc>
@@ -2325,7 +2325,7 @@
                 <w:szCs w:val="22"/>
                 <w:color w:val="000000"/>
               </w:rPr>
-              <w:t xml:space="preserve">0.655</w:t>
+              <w:t xml:space="preserve">0.757</w:t>
             </w:r>
           </w:p>
         </w:tc>
@@ -2439,7 +2439,7 @@
                 <w:szCs w:val="22"/>
                 <w:color w:val="000000"/>
               </w:rPr>
-              <w:t xml:space="preserve">0.662</w:t>
+              <w:t xml:space="preserve">0.754</w:t>
             </w:r>
           </w:p>
         </w:tc>
@@ -2493,7 +2493,7 @@
                 <w:szCs w:val="22"/>
                 <w:color w:val="000000"/>
               </w:rPr>
-              <w:t xml:space="preserve">0.744</w:t>
+              <w:t xml:space="preserve">0.796</w:t>
             </w:r>
           </w:p>
         </w:tc>
@@ -2547,7 +2547,7 @@
                 <w:szCs w:val="22"/>
                 <w:color w:val="000000"/>
               </w:rPr>
-              <w:t xml:space="preserve">0.719</w:t>
+              <w:t xml:space="preserve">0.824</w:t>
             </w:r>
           </w:p>
         </w:tc>
